--- a/static/output.docx
+++ b/static/output.docx
@@ -3,46 +3,44 @@
 <w:document xmlns:wpc="http://schemas.microsoft.com/office/word/2010/wordprocessingCanvas" xmlns:mo="http://schemas.microsoft.com/office/mac/office/2008/main" xmlns:mc="http://schemas.openxmlformats.org/markup-compatibility/2006" xmlns:mv="urn:schemas-microsoft-com:mac:vml" xmlns:o="urn:schemas-microsoft-com:office:office" xmlns:r="http://schemas.openxmlformats.org/officeDocument/2006/relationships" xmlns:m="http://schemas.openxmlformats.org/officeDocument/2006/math" xmlns:v="urn:schemas-microsoft-com:vml" xmlns:wp14="http://schemas.microsoft.com/office/word/2010/wordprocessingDrawing" xmlns:wp="http://schemas.openxmlformats.org/drawingml/2006/wordprocessingDrawing" xmlns:w10="urn:schemas-microsoft-com:office:word" xmlns:w="http://schemas.openxmlformats.org/wordprocessingml/2006/main" xmlns:w14="http://schemas.microsoft.com/office/word/2010/wordml" xmlns:wpg="http://schemas.microsoft.com/office/word/2010/wordprocessingGroup" xmlns:wpi="http://schemas.microsoft.com/office/word/2010/wordprocessingInk" xmlns:wne="http://schemas.microsoft.com/office/word/2006/wordml" xmlns:wps="http://schemas.microsoft.com/office/word/2010/wordprocessingShape" mc:Ignorable="w14 wp14">
   <w:body>
     <w:p>
-      <w:pPr>
-        <w:pStyle w:val="Heading1"/>
-      </w:pPr>
       <w:r>
-        <w:t>Excel to Word Conversion</w:t>
+        <w:drawing>
+          <wp:inline xmlns:a="http://schemas.openxmlformats.org/drawingml/2006/main" xmlns:pic="http://schemas.openxmlformats.org/drawingml/2006/picture">
+            <wp:extent cx="4572000" cy="2571750"/>
+            <wp:docPr id="1" name="Picture 1"/>
+            <wp:cNvGraphicFramePr>
+              <a:graphicFrameLocks noChangeAspect="1"/>
+            </wp:cNvGraphicFramePr>
+            <a:graphic>
+              <a:graphicData uri="http://schemas.openxmlformats.org/drawingml/2006/picture">
+                <pic:pic>
+                  <pic:nvPicPr>
+                    <pic:cNvPr id="0" name="Screenshot from 2025-08-03 16-04-15.png"/>
+                    <pic:cNvPicPr/>
+                  </pic:nvPicPr>
+                  <pic:blipFill>
+                    <a:blip r:embed="rId9"/>
+                    <a:stretch>
+                      <a:fillRect/>
+                    </a:stretch>
+                  </pic:blipFill>
+                  <pic:spPr>
+                    <a:xfrm>
+                      <a:off x="0" y="0"/>
+                      <a:ext cx="4572000" cy="2571750"/>
+                    </a:xfrm>
+                    <a:prstGeom prst="rect"/>
+                  </pic:spPr>
+                </pic:pic>
+              </a:graphicData>
+            </a:graphic>
+          </wp:inline>
+        </w:drawing>
       </w:r>
     </w:p>
     <w:p>
       <w:r>
-        <w:t>Timestamp | Email Address | Title | Adult or Child | Size for Adult | For Child (Mention Age) | Polo | Remarks</w:t>
-      </w:r>
-    </w:p>
-    <w:p>
-      <w:r>
-        <w:t xml:space="preserve">2023-11-29 10:11:14.168000 | jibon.roy@byslglobal.com | J B Roy | Adult | L |  | No | </w:t>
-      </w:r>
-    </w:p>
-    <w:p>
-      <w:r>
-        <w:t xml:space="preserve">2023-11-29 10:55:20.374000 | abdullah.mamun@byslglobal.com | NABIHA | Child |  | 3.5 years | No | </w:t>
-      </w:r>
-    </w:p>
-    <w:p>
-      <w:r>
-        <w:t xml:space="preserve">2023-11-29 18:11:07.479000 | moyjul.leon@byslglobal.com |  | Adult | XL |  | No | </w:t>
-      </w:r>
-    </w:p>
-    <w:p>
-      <w:r>
-        <w:t xml:space="preserve">2023-11-29 21:25:57.755000 | mehedi.munna@byslglobal.com | Mehedi Hasan Munna | Adult | XL |  | No | </w:t>
-      </w:r>
-    </w:p>
-    <w:p>
-      <w:r>
-        <w:t>2023-11-30 16:07:46.870000 | momenur.islam@byslglobal.com | ZAYED  | Adult | L |  | Yes | ITS not for me its for (zayed.hossain@byslglobal.com)</w:t>
-      </w:r>
-    </w:p>
-    <w:p>
-      <w:r>
-        <w:t xml:space="preserve">2023-12-03 13:33:48.823000 | nayeem.ahmed@byslglobal.com | NAYEEM | Adult | XXL |  | Yes | </w:t>
+        <w:br w:type="page"/>
       </w:r>
     </w:p>
     <w:sectPr>
